--- a/paper/jnca/submission/CRSHE_JNCA_highlights.docx
+++ b/paper/jnca/submission/CRSHE_JNCA_highlights.docx
@@ -44,7 +44,7 @@
         <w:pStyle w:val="Compact"/>
       </w:pPr>
       <w:r>
-        <w:t xml:space="preserve">Encrypted summed-area tables turn any d-dimensional box into 2ᵈ DPF keys</w:t>
+        <w:t xml:space="preserve">Encrypted summed-area tables turn any d-dimensional box into 2ᵈ point keys</w:t>
       </w:r>
     </w:p>
     <w:p>
@@ -796,6 +796,7 @@
     <w:basedOn w:val="BodyTextChar"/>
     <w:rPr>
       <w:color w:themeColor="accent1" w:val="4F81BD"/>
+      <w:u w:val="none"/>
     </w:rPr>
   </w:style>
   <w:style w:styleId="TOCHeading" w:type="paragraph">
